--- a/assets/Seth Frame Resume.docx
+++ b/assets/Seth Frame Resume.docx
@@ -12,6 +12,7 @@
           <w:szCs w:val="32"/>
         </w:rPr>
       </w:pPr>
+      <w:bookmarkStart w:id="0" w:name="_GoBack"/>
       <w:r>
         <w:rPr>
           <w:rFonts w:ascii="Times New Roman" w:hAnsi="Times New Roman"/>
@@ -21,7 +22,7 @@
           <w:szCs w:val="32"/>
         </w:rPr>
         <w:drawing>
-          <wp:anchor distT="0" distB="0" distL="114300" distR="114300" simplePos="0" relativeHeight="251658240" behindDoc="0" locked="0" layoutInCell="1" allowOverlap="1" wp14:anchorId="0781D34D" wp14:editId="1A93EAF8">
+          <wp:anchor distT="0" distB="0" distL="114300" distR="114300" simplePos="0" relativeHeight="251658240" behindDoc="0" locked="0" layoutInCell="1" allowOverlap="1" wp14:anchorId="0781D34D" wp14:editId="35079DD4">
             <wp:simplePos x="0" y="0"/>
             <wp:positionH relativeFrom="margin">
               <wp:posOffset>-95250</wp:posOffset>
@@ -76,6 +77,7 @@
           </wp:anchor>
         </w:drawing>
       </w:r>
+      <w:bookmarkEnd w:id="0"/>
       <w:r>
         <w:rPr>
           <w:rFonts w:ascii="Times New Roman" w:hAnsi="Times New Roman"/>
@@ -2129,8 +2131,6 @@
           <w:rFonts w:ascii="Times New Roman" w:hAnsi="Times New Roman"/>
         </w:rPr>
       </w:pPr>
-      <w:bookmarkStart w:id="0" w:name="_GoBack"/>
-      <w:bookmarkEnd w:id="0"/>
     </w:p>
     <w:p>
       <w:pPr>
@@ -5134,7 +5134,7 @@
 </file>
 
 <file path=customXml/itemProps1.xml><?xml version="1.0" encoding="utf-8"?>
-<ds:datastoreItem xmlns:ds="http://schemas.openxmlformats.org/officeDocument/2006/customXml" ds:itemID="{7DC269BD-E5AE-42DD-AE16-7AB72D26F884}">
+<ds:datastoreItem xmlns:ds="http://schemas.openxmlformats.org/officeDocument/2006/customXml" ds:itemID="{4F69F0A7-2983-496E-9297-5D7821E6D020}">
   <ds:schemaRefs>
     <ds:schemaRef ds:uri="http://schemas.openxmlformats.org/officeDocument/2006/bibliography"/>
   </ds:schemaRefs>

--- a/assets/Seth Frame Resume.docx
+++ b/assets/Seth Frame Resume.docx
@@ -12,7 +12,6 @@
           <w:szCs w:val="32"/>
         </w:rPr>
       </w:pPr>
-      <w:bookmarkStart w:id="0" w:name="_GoBack"/>
       <w:r>
         <w:rPr>
           <w:rFonts w:ascii="Times New Roman" w:hAnsi="Times New Roman"/>
@@ -77,7 +76,6 @@
           </wp:anchor>
         </w:drawing>
       </w:r>
-      <w:bookmarkEnd w:id="0"/>
       <w:r>
         <w:rPr>
           <w:rFonts w:ascii="Times New Roman" w:hAnsi="Times New Roman"/>
@@ -86,6 +84,15 @@
           <w:szCs w:val="32"/>
         </w:rPr>
         <w:t>SETH ROBERT FRAME</w:t>
+      </w:r>
+      <w:r>
+        <w:rPr>
+          <w:rFonts w:ascii="Times New Roman" w:hAnsi="Times New Roman"/>
+          <w:b/>
+          <w:sz w:val="32"/>
+          <w:szCs w:val="32"/>
+        </w:rPr>
+        <w:t>, GISP</w:t>
       </w:r>
     </w:p>
     <w:p>
@@ -1629,6 +1636,101 @@
         <w:jc w:val="left"/>
         <w:rPr>
           <w:rFonts w:ascii="Times New Roman" w:hAnsi="Times New Roman"/>
+          <w:b/>
+        </w:rPr>
+      </w:pPr>
+      <w:r>
+        <w:rPr>
+          <w:rFonts w:ascii="Times New Roman" w:hAnsi="Times New Roman"/>
+          <w:b/>
+        </w:rPr>
+        <w:t>GIS Professional Certification, GIS Certification Institute</w:t>
+      </w:r>
+      <w:r>
+        <w:rPr>
+          <w:rFonts w:ascii="Times New Roman" w:hAnsi="Times New Roman"/>
+          <w:b/>
+        </w:rPr>
+        <w:tab/>
+      </w:r>
+      <w:r>
+        <w:rPr>
+          <w:rFonts w:ascii="Times New Roman" w:hAnsi="Times New Roman"/>
+          <w:b/>
+        </w:rPr>
+        <w:tab/>
+      </w:r>
+      <w:r>
+        <w:rPr>
+          <w:rFonts w:ascii="Times New Roman" w:hAnsi="Times New Roman"/>
+          <w:b/>
+        </w:rPr>
+        <w:tab/>
+      </w:r>
+      <w:r>
+        <w:rPr>
+          <w:rFonts w:ascii="Times New Roman" w:hAnsi="Times New Roman"/>
+          <w:b/>
+        </w:rPr>
+        <w:tab/>
+      </w:r>
+      <w:r>
+        <w:rPr>
+          <w:rFonts w:ascii="Times New Roman" w:hAnsi="Times New Roman"/>
+          <w:b/>
+        </w:rPr>
+        <w:tab/>
+      </w:r>
+      <w:r>
+        <w:rPr>
+          <w:rFonts w:ascii="Times New Roman" w:hAnsi="Times New Roman"/>
+          <w:b/>
+        </w:rPr>
+        <w:tab/>
+      </w:r>
+      <w:r>
+        <w:rPr>
+          <w:rFonts w:ascii="Times New Roman" w:hAnsi="Times New Roman"/>
+        </w:rPr>
+        <w:t>July</w:t>
+      </w:r>
+      <w:r>
+        <w:rPr>
+          <w:rFonts w:ascii="Times New Roman" w:hAnsi="Times New Roman"/>
+          <w:b/>
+        </w:rPr>
+        <w:t xml:space="preserve"> </w:t>
+      </w:r>
+      <w:r>
+        <w:rPr>
+          <w:rFonts w:ascii="Times New Roman" w:hAnsi="Times New Roman"/>
+        </w:rPr>
+        <w:t>2019</w:t>
+      </w:r>
+    </w:p>
+    <w:p>
+      <w:pPr>
+        <w:spacing w:line="228" w:lineRule="auto"/>
+        <w:jc w:val="left"/>
+        <w:rPr>
+          <w:rFonts w:ascii="Times New Roman" w:hAnsi="Times New Roman"/>
+          <w:b/>
+        </w:rPr>
+      </w:pPr>
+      <w:r>
+        <w:rPr>
+          <w:rFonts w:ascii="Times New Roman" w:hAnsi="Times New Roman"/>
+          <w:b/>
+        </w:rPr>
+        <w:tab/>
+      </w:r>
+    </w:p>
+    <w:p>
+      <w:pPr>
+        <w:spacing w:line="228" w:lineRule="auto"/>
+        <w:jc w:val="left"/>
+        <w:rPr>
+          <w:rFonts w:ascii="Times New Roman" w:hAnsi="Times New Roman"/>
         </w:rPr>
       </w:pPr>
       <w:r>
@@ -1688,7 +1790,21 @@
         <w:rPr>
           <w:rFonts w:ascii="Times New Roman" w:hAnsi="Times New Roman"/>
         </w:rPr>
-        <w:t xml:space="preserve">ESRI ArcDesktop </w:t>
+        <w:t xml:space="preserve">ESRI </w:t>
+      </w:r>
+      <w:proofErr w:type="spellStart"/>
+      <w:r>
+        <w:rPr>
+          <w:rFonts w:ascii="Times New Roman" w:hAnsi="Times New Roman"/>
+        </w:rPr>
+        <w:t>ArcDesktop</w:t>
+      </w:r>
+      <w:proofErr w:type="spellEnd"/>
+      <w:r>
+        <w:rPr>
+          <w:rFonts w:ascii="Times New Roman" w:hAnsi="Times New Roman"/>
+        </w:rPr>
+        <w:t xml:space="preserve"> </w:t>
       </w:r>
       <w:r>
         <w:rPr>
@@ -1736,12 +1852,14 @@
           <w:rFonts w:ascii="Times New Roman" w:hAnsi="Times New Roman"/>
         </w:rPr>
       </w:pPr>
-      <w:r>
-        <w:rPr>
-          <w:rFonts w:ascii="Times New Roman" w:hAnsi="Times New Roman"/>
-        </w:rPr>
-        <w:t>3D Analyst Extension</w:t>
-      </w:r>
+      <w:proofErr w:type="spellStart"/>
+      <w:r>
+        <w:rPr>
+          <w:rFonts w:ascii="Times New Roman" w:hAnsi="Times New Roman"/>
+        </w:rPr>
+        <w:t>ArcPro</w:t>
+      </w:r>
+      <w:proofErr w:type="spellEnd"/>
     </w:p>
     <w:p>
       <w:pPr>
@@ -1760,34 +1878,16 @@
         <w:rPr>
           <w:rFonts w:ascii="Times New Roman" w:hAnsi="Times New Roman"/>
         </w:rPr>
-        <w:t>Spatial Analyst Extension</w:t>
-      </w:r>
-    </w:p>
-    <w:p>
-      <w:pPr>
-        <w:pStyle w:val="ListParagraph"/>
-        <w:numPr>
-          <w:ilvl w:val="0"/>
-          <w:numId w:val="27"/>
-        </w:numPr>
-        <w:spacing w:line="228" w:lineRule="auto"/>
-        <w:jc w:val="left"/>
-        <w:rPr>
-          <w:rFonts w:ascii="Times New Roman" w:hAnsi="Times New Roman"/>
-        </w:rPr>
-      </w:pPr>
-      <w:r>
-        <w:rPr>
-          <w:rFonts w:ascii="Times New Roman" w:hAnsi="Times New Roman"/>
-        </w:rPr>
-        <w:t xml:space="preserve">Network Analyst </w:t>
-      </w:r>
-      <w:r>
-        <w:rPr>
-          <w:rFonts w:ascii="Times New Roman" w:hAnsi="Times New Roman"/>
-        </w:rPr>
-        <w:t>Extension</w:t>
-      </w:r>
+        <w:t>3D</w:t>
+      </w:r>
+      <w:r>
+        <w:rPr>
+          <w:rFonts w:ascii="Times New Roman" w:hAnsi="Times New Roman"/>
+        </w:rPr>
+        <w:t>, Spatial, &amp; Network Analyst Extensions</w:t>
+      </w:r>
+      <w:bookmarkStart w:id="0" w:name="_GoBack"/>
+      <w:bookmarkEnd w:id="0"/>
     </w:p>
     <w:p>
       <w:pPr>
@@ -1885,6 +1985,29 @@
           <w:color w:val="000000"/>
         </w:rPr>
       </w:pPr>
+      <w:proofErr w:type="spellStart"/>
+      <w:r>
+        <w:rPr>
+          <w:rFonts w:ascii="Times New Roman" w:hAnsi="Times New Roman"/>
+          <w:color w:val="000000"/>
+        </w:rPr>
+        <w:t>TerraSync</w:t>
+      </w:r>
+      <w:proofErr w:type="spellEnd"/>
+      <w:r>
+        <w:rPr>
+          <w:rFonts w:ascii="Times New Roman" w:hAnsi="Times New Roman"/>
+          <w:color w:val="000000"/>
+        </w:rPr>
+        <w:t xml:space="preserve"> </w:t>
+      </w:r>
+      <w:r>
+        <w:rPr>
+          <w:rFonts w:ascii="Times New Roman" w:hAnsi="Times New Roman"/>
+          <w:color w:val="000000"/>
+        </w:rPr>
+        <w:t xml:space="preserve">&amp; </w:t>
+      </w:r>
       <w:r>
         <w:rPr>
           <w:rFonts w:ascii="Times New Roman" w:hAnsi="Times New Roman"/>
@@ -1916,6 +2039,7 @@
           <w:color w:val="000000"/>
         </w:rPr>
       </w:pPr>
+      <w:proofErr w:type="spellStart"/>
       <w:r>
         <w:rPr>
           <w:rFonts w:ascii="Times New Roman" w:hAnsi="Times New Roman"/>
@@ -1930,6 +2054,7 @@
         </w:rPr>
         <w:t>Explorer</w:t>
       </w:r>
+      <w:proofErr w:type="spellEnd"/>
       <w:r>
         <w:rPr>
           <w:rFonts w:ascii="Times New Roman" w:hAnsi="Times New Roman"/>
@@ -1993,48 +2118,31 @@
           <w:rFonts w:ascii="Times New Roman" w:hAnsi="Times New Roman"/>
         </w:rPr>
       </w:pPr>
+      <w:proofErr w:type="spellStart"/>
       <w:r>
         <w:rPr>
           <w:rFonts w:ascii="Times New Roman" w:hAnsi="Times New Roman"/>
           <w:color w:val="000000"/>
         </w:rPr>
-        <w:t>Terra</w:t>
-      </w:r>
+        <w:t>TerraFlex</w:t>
+      </w:r>
+      <w:proofErr w:type="spellEnd"/>
       <w:r>
         <w:rPr>
           <w:rFonts w:ascii="Times New Roman" w:hAnsi="Times New Roman"/>
           <w:color w:val="000000"/>
         </w:rPr>
-        <w:t>Sync Software</w:t>
-      </w:r>
-    </w:p>
-    <w:p>
-      <w:pPr>
-        <w:pStyle w:val="ListParagraph"/>
-        <w:numPr>
-          <w:ilvl w:val="0"/>
-          <w:numId w:val="27"/>
-        </w:numPr>
-        <w:spacing w:line="228" w:lineRule="auto"/>
-        <w:jc w:val="left"/>
-        <w:rPr>
-          <w:rFonts w:ascii="Times New Roman" w:hAnsi="Times New Roman"/>
-        </w:rPr>
-      </w:pPr>
+        <w:t xml:space="preserve"> ArcGIS Add-In and </w:t>
+      </w:r>
+      <w:proofErr w:type="spellStart"/>
       <w:r>
         <w:rPr>
           <w:rFonts w:ascii="Times New Roman" w:hAnsi="Times New Roman"/>
           <w:color w:val="000000"/>
         </w:rPr>
-        <w:t>TerraFlex</w:t>
-      </w:r>
-      <w:r>
-        <w:rPr>
-          <w:rFonts w:ascii="Times New Roman" w:hAnsi="Times New Roman"/>
-          <w:color w:val="000000"/>
-        </w:rPr>
-        <w:t xml:space="preserve"> ArcGIS Add-In and InSphere</w:t>
-      </w:r>
+        <w:t>InSphere</w:t>
+      </w:r>
+      <w:proofErr w:type="spellEnd"/>
     </w:p>
     <w:p>
       <w:pPr>
@@ -2160,12 +2268,21 @@
           <w:rFonts w:ascii="Times New Roman" w:hAnsi="Times New Roman"/>
         </w:rPr>
       </w:pPr>
-      <w:r>
-        <w:rPr>
-          <w:rFonts w:ascii="Times New Roman" w:hAnsi="Times New Roman"/>
-          <w:b/>
-        </w:rPr>
-        <w:t>GeCo in the Rockies Conference</w:t>
+      <w:proofErr w:type="spellStart"/>
+      <w:r>
+        <w:rPr>
+          <w:rFonts w:ascii="Times New Roman" w:hAnsi="Times New Roman"/>
+          <w:b/>
+        </w:rPr>
+        <w:t>GeCo</w:t>
+      </w:r>
+      <w:proofErr w:type="spellEnd"/>
+      <w:r>
+        <w:rPr>
+          <w:rFonts w:ascii="Times New Roman" w:hAnsi="Times New Roman"/>
+          <w:b/>
+        </w:rPr>
+        <w:t xml:space="preserve"> in the Rockies Conference</w:t>
       </w:r>
       <w:r>
         <w:rPr>
@@ -2255,6 +2372,7 @@
         </w:rPr>
         <w:t xml:space="preserve">Article in </w:t>
       </w:r>
+      <w:proofErr w:type="spellStart"/>
       <w:r>
         <w:rPr>
           <w:rFonts w:ascii="Times New Roman" w:hAnsi="Times New Roman"/>
@@ -2262,6 +2380,7 @@
         </w:rPr>
         <w:t>ArcNews</w:t>
       </w:r>
+      <w:proofErr w:type="spellEnd"/>
       <w:r>
         <w:rPr>
           <w:rFonts w:ascii="Times New Roman" w:hAnsi="Times New Roman"/>
@@ -2285,8 +2404,16 @@
         <w:rPr>
           <w:rFonts w:ascii="Times New Roman" w:hAnsi="Times New Roman"/>
         </w:rPr>
-        <w:t>Co-authored with Matt Landt</w:t>
-      </w:r>
+        <w:t xml:space="preserve">Co-authored with Matt </w:t>
+      </w:r>
+      <w:proofErr w:type="spellStart"/>
+      <w:r>
+        <w:rPr>
+          <w:rFonts w:ascii="Times New Roman" w:hAnsi="Times New Roman"/>
+        </w:rPr>
+        <w:t>Landt</w:t>
+      </w:r>
+      <w:proofErr w:type="spellEnd"/>
       <w:r>
         <w:rPr>
           <w:rFonts w:ascii="Times New Roman" w:hAnsi="Times New Roman"/>
@@ -5134,7 +5261,7 @@
 </file>
 
 <file path=customXml/itemProps1.xml><?xml version="1.0" encoding="utf-8"?>
-<ds:datastoreItem xmlns:ds="http://schemas.openxmlformats.org/officeDocument/2006/customXml" ds:itemID="{4F69F0A7-2983-496E-9297-5D7821E6D020}">
+<ds:datastoreItem xmlns:ds="http://schemas.openxmlformats.org/officeDocument/2006/customXml" ds:itemID="{184FE5A4-EB98-4575-B2F8-F1B23C2348D4}">
   <ds:schemaRefs>
     <ds:schemaRef ds:uri="http://schemas.openxmlformats.org/officeDocument/2006/bibliography"/>
   </ds:schemaRefs>

--- a/assets/Seth Frame Resume.docx
+++ b/assets/Seth Frame Resume.docx
@@ -816,7 +816,31 @@
         <w:rPr>
           <w:rFonts w:ascii="Times New Roman" w:hAnsi="Times New Roman"/>
         </w:rPr>
-        <w:t>Train and supervise a team of GIS Specialists</w:t>
+        <w:t>Train</w:t>
+      </w:r>
+      <w:r>
+        <w:rPr>
+          <w:rFonts w:ascii="Times New Roman" w:hAnsi="Times New Roman"/>
+        </w:rPr>
+        <w:t>ed</w:t>
+      </w:r>
+      <w:r>
+        <w:rPr>
+          <w:rFonts w:ascii="Times New Roman" w:hAnsi="Times New Roman"/>
+        </w:rPr>
+        <w:t xml:space="preserve"> and supervise</w:t>
+      </w:r>
+      <w:r>
+        <w:rPr>
+          <w:rFonts w:ascii="Times New Roman" w:hAnsi="Times New Roman"/>
+        </w:rPr>
+        <w:t>d</w:t>
+      </w:r>
+      <w:r>
+        <w:rPr>
+          <w:rFonts w:ascii="Times New Roman" w:hAnsi="Times New Roman"/>
+        </w:rPr>
+        <w:t xml:space="preserve"> a team of GIS Specialists</w:t>
       </w:r>
     </w:p>
     <w:p>
@@ -836,7 +860,19 @@
         <w:rPr>
           <w:rFonts w:ascii="Times New Roman" w:hAnsi="Times New Roman"/>
         </w:rPr>
-        <w:t>Create advanced Python script tools to process data</w:t>
+        <w:t>Create</w:t>
+      </w:r>
+      <w:r>
+        <w:rPr>
+          <w:rFonts w:ascii="Times New Roman" w:hAnsi="Times New Roman"/>
+        </w:rPr>
+        <w:t>d</w:t>
+      </w:r>
+      <w:r>
+        <w:rPr>
+          <w:rFonts w:ascii="Times New Roman" w:hAnsi="Times New Roman"/>
+        </w:rPr>
+        <w:t xml:space="preserve"> advanced Python script tools to process data</w:t>
       </w:r>
     </w:p>
     <w:p>
@@ -1832,11 +1868,31 @@
           <w:rFonts w:ascii="Times New Roman" w:hAnsi="Times New Roman"/>
         </w:rPr>
       </w:pPr>
+      <w:proofErr w:type="spellStart"/>
+      <w:r>
+        <w:rPr>
+          <w:rFonts w:ascii="Times New Roman" w:hAnsi="Times New Roman"/>
+        </w:rPr>
+        <w:t>ArcPro</w:t>
+      </w:r>
+      <w:proofErr w:type="spellEnd"/>
+      <w:r>
+        <w:rPr>
+          <w:rFonts w:ascii="Times New Roman" w:hAnsi="Times New Roman"/>
+        </w:rPr>
+        <w:t xml:space="preserve">, </w:t>
+      </w:r>
       <w:r>
         <w:rPr>
           <w:rFonts w:ascii="Times New Roman" w:hAnsi="Times New Roman"/>
         </w:rPr>
         <w:t>ArcGIS Online</w:t>
+      </w:r>
+      <w:r>
+        <w:rPr>
+          <w:rFonts w:ascii="Times New Roman" w:hAnsi="Times New Roman"/>
+        </w:rPr>
+        <w:t>, ArcGIS Enterprise</w:t>
       </w:r>
     </w:p>
     <w:p>
@@ -1857,9 +1913,21 @@
         <w:rPr>
           <w:rFonts w:ascii="Times New Roman" w:hAnsi="Times New Roman"/>
         </w:rPr>
-        <w:t>ArcPro</w:t>
+        <w:t>Arcpy</w:t>
       </w:r>
       <w:proofErr w:type="spellEnd"/>
+      <w:r>
+        <w:rPr>
+          <w:rFonts w:ascii="Times New Roman" w:hAnsi="Times New Roman"/>
+        </w:rPr>
+        <w:t xml:space="preserve">, </w:t>
+      </w:r>
+      <w:r>
+        <w:rPr>
+          <w:rFonts w:ascii="Times New Roman" w:hAnsi="Times New Roman"/>
+        </w:rPr>
+        <w:t>ArcGIS API for JavaScript</w:t>
+      </w:r>
     </w:p>
     <w:p>
       <w:pPr>
@@ -1878,16 +1946,56 @@
         <w:rPr>
           <w:rFonts w:ascii="Times New Roman" w:hAnsi="Times New Roman"/>
         </w:rPr>
+        <w:t>Data Interoperability</w:t>
+      </w:r>
+      <w:r>
+        <w:rPr>
+          <w:rFonts w:ascii="Times New Roman" w:hAnsi="Times New Roman"/>
+        </w:rPr>
+        <w:t>,</w:t>
+      </w:r>
+      <w:r>
+        <w:rPr>
+          <w:rFonts w:ascii="Times New Roman" w:hAnsi="Times New Roman"/>
+        </w:rPr>
+        <w:t xml:space="preserve"> </w:t>
+      </w:r>
+      <w:r>
+        <w:rPr>
+          <w:rFonts w:ascii="Times New Roman" w:hAnsi="Times New Roman"/>
+        </w:rPr>
         <w:t>3D</w:t>
       </w:r>
       <w:r>
         <w:rPr>
           <w:rFonts w:ascii="Times New Roman" w:hAnsi="Times New Roman"/>
         </w:rPr>
-        <w:t>, Spatial, &amp; Network Analyst Extensions</w:t>
-      </w:r>
-      <w:bookmarkStart w:id="0" w:name="_GoBack"/>
-      <w:bookmarkEnd w:id="0"/>
+        <w:t xml:space="preserve">, Spatial, </w:t>
+      </w:r>
+      <w:r>
+        <w:rPr>
+          <w:rFonts w:ascii="Times New Roman" w:hAnsi="Times New Roman"/>
+        </w:rPr>
+        <w:t xml:space="preserve">&amp; </w:t>
+      </w:r>
+      <w:r>
+        <w:rPr>
+          <w:rFonts w:ascii="Times New Roman" w:hAnsi="Times New Roman"/>
+        </w:rPr>
+        <w:t>Network Analyst</w:t>
+      </w:r>
+      <w:r>
+        <w:rPr>
+          <w:rFonts w:ascii="Times New Roman" w:hAnsi="Times New Roman"/>
+        </w:rPr>
+        <w:t xml:space="preserve"> </w:t>
+      </w:r>
+      <w:r>
+        <w:rPr>
+          <w:rFonts w:ascii="Times New Roman" w:hAnsi="Times New Roman"/>
+        </w:rPr>
+        <w:t>Extensions</w:t>
+      </w:r>
     </w:p>
     <w:p>
       <w:pPr>
@@ -2228,8 +2336,16 @@
         <w:rPr>
           <w:rFonts w:ascii="Times New Roman" w:hAnsi="Times New Roman"/>
         </w:rPr>
+        <w:t xml:space="preserve">Database Admin, </w:t>
+      </w:r>
+      <w:r>
+        <w:rPr>
+          <w:rFonts w:ascii="Times New Roman" w:hAnsi="Times New Roman"/>
+        </w:rPr>
         <w:t>HTML, CSS</w:t>
       </w:r>
+      <w:bookmarkStart w:id="0" w:name="_GoBack"/>
+      <w:bookmarkEnd w:id="0"/>
     </w:p>
     <w:p>
       <w:pPr>
@@ -5261,7 +5377,7 @@
 </file>
 
 <file path=customXml/itemProps1.xml><?xml version="1.0" encoding="utf-8"?>
-<ds:datastoreItem xmlns:ds="http://schemas.openxmlformats.org/officeDocument/2006/customXml" ds:itemID="{184FE5A4-EB98-4575-B2F8-F1B23C2348D4}">
+<ds:datastoreItem xmlns:ds="http://schemas.openxmlformats.org/officeDocument/2006/customXml" ds:itemID="{0C7CC531-01CB-426F-BD46-C61BD570592E}">
   <ds:schemaRefs>
     <ds:schemaRef ds:uri="http://schemas.openxmlformats.org/officeDocument/2006/bibliography"/>
   </ds:schemaRefs>
